--- a/최종교재/21장_localStorage_저장.docx
+++ b/최종교재/21장_localStorage_저장.docx
@@ -131,7 +131,7 @@
           <w:i w:val="0"/>
           <w:color w:val="000000"/>
         </w:rPr>
-        <w:t>20장에서 우리 앱은 크게 발전하였습니다. 지도를 클릭하거나 검색 결과의 더하기 버튼을 통하여 장소를 추가할 수 있게 되었습니다. 성수동 카페를 검색하여 담고, 지도를 클릭하여 자주 찾는 국밥집도 추가하면 나만의 지도가 알차게 채워졌을 것입니다. 이제 매우 중요한 실험을 하나 진행해 보겠습니다. 장소를 두세 곳 정성껏 추가한 다음, ++f5++ 키를 눌러 새로고침하여 보시기 바랍니다.</w:t>
+        <w:t>20장에서 우리 앱은 크게 발전하였습니다. 지도를 클릭하거나 검색 결과의 더하기 버튼을 통하여 장소를 추가할 수 있게 되었습니다. 성수동 카페를 검색하여 담고, 지도를 클릭하여 자주 찾는 국밥집도 추가하면 나만의 지도가 알차게 채워졌을 것입니다. 이제 매우 중요한 실험을 하나 진행해 보겠습니다. 장소를 두세 곳 정성껏 추가한 다음, F5 키를 눌러 새로고침하여 보시기 바랍니다.</w:t>
       </w:r>
     </w:p>
     <w:p>
@@ -360,24 +360,6 @@
       </w:r>
     </w:p>
     <w:p>
-      <w:r>
-        <w:rPr>
-          <w:b w:val="0"/>
-          <w:i w:val="0"/>
-          <w:strike w:val="0"/>
-          <w:color w:val="000000"/>
-        </w:rPr>
-        <w:t xml:space="preserve">책상에 비유하면 이렇습니다. 메모리는 책상 위입니다. 지금 작업 중인 서류를 펼쳐 놓고 빠르게 읽고 쓰기에 좋지만, 퇴근할 때(새로고침) 책상은 싹 치워집니다. 내일도 봐야 할 서류라면 퇴근 전에 서랍에 넣어 둬야 합니다. 서랍은 책상보다 여닫기 번거롭지만, 내용물이 밤새 사라지지 않습니다. 우리에게 필요한 것이 바로 이 서랍, 즉 </w:t>
-      </w:r>
-      <w:r>
-        <w:rPr>
-          <w:b/>
-          <w:i w:val="0"/>
-          <w:strike w:val="0"/>
-          <w:color w:val="000000"/>
-        </w:rPr>
-        <w:t>영속 저장소</w:t>
-      </w:r>
       <w:hyperlink r:id="rId12">
         <w:r>
           <w:rPr>
@@ -394,10 +376,26 @@
         <w:rPr>
           <w:b w:val="0"/>
           <w:i w:val="0"/>
-          <w:strike w:val="0"/>
-          <w:color w:val="000000"/>
-        </w:rPr>
-        <w:t>입니다. 그리고 브라우저는 모든 웹사이트에게 작은 서랍을 하나씩 기본으로 제공합니다. 이름이 바로 localStorage입니다.</w:t>
+          <w:color w:val="000000"/>
+        </w:rPr>
+        <w:t>메모리는 프로그램이 실행 중일 때만 데이터를 보관하는 공간입니다. 읽고 쓰는 속도는 빠르지만, 페이지를 새로고침하면 그 안에 저장된 값이 모두 사라집니다. 새로고침 이후에도 유지되어야 하는 값이라면 별도의 장소에 기록해 두어야 합니다. 이처럼 프로그램이 종료되어도 데이터를 보관하는 저장 공간을 영속 저장소</w:t>
+      </w:r>
+      <w:r>
+        <w:rPr>
+          <w:b w:val="0"/>
+          <w:i w:val="0"/>
+          <w:color w:val="000000"/>
+          <w:vertAlign w:val="superscript"/>
+        </w:rPr>
+        <w:t>1</w:t>
+      </w:r>
+      <w:r>
+        <w:rPr>
+          <w:b w:val="0"/>
+          <w:i w:val="0"/>
+          <w:color w:val="000000"/>
+        </w:rPr>
+        <w:t>라고 부릅니다. 브라우저는 웹사이트별로 이러한 저장 공간을 하나씩 제공하며, 그 이름이 바로 localStorage입니다.</w:t>
       </w:r>
     </w:p>
     <w:p>
@@ -494,7 +492,7 @@
           <w:i w:val="0"/>
           <w:color w:val="000000"/>
         </w:rPr>
-        <w:t>localStorage는 브라우저가 사이트별로 하나씩 할당하는 키-값 형식의 저장소입니다. 키에 이름을 지정하여 값을 저장하고, 나중에 동일한 키를 사용하여 값을 불러올 수 있습니다. 사용 방법은 매우 간단합니다. 직접 확인하는 것이 가장 좋으니, 개발자도구 콘솔(++f12++)에서 직접 실습하여 보시기 바랍니다.</w:t>
+        <w:t>localStorage는 브라우저가 사이트별로 하나씩 할당하는 키-값 형식의 저장소입니다. 키에 이름을 지정하여 값을 저장하고, 나중에 동일한 키를 사용하여 값을 불러올 수 있습니다. 사용 방법은 매우 간단합니다. 직접 확인하는 것이 가장 좋으니, 개발자도구 콘솔(F12)에서 직접 실습하여 보시기 바랍니다.</w:t>
       </w:r>
     </w:p>
     <w:p>
@@ -1311,12 +1309,7 @@
       </w:pPr>
       <w:r>
         <w:rPr>
-          <w:rFonts w:ascii="Consolas" w:hAnsi="Consolas"/>
-          <w:b w:val="0"/>
-          <w:i w:val="0"/>
-          <w:strike w:val="0"/>
-          <w:color w:val="000000"/>
-          <w:sz w:val="17"/>
+          <w:color w:val="000000"/>
         </w:rPr>
         <w:t>// src/store.js — 장소 데이터 저장소 (localStorage 영속화)</w:t>
         <w:br/>
@@ -1329,7 +1322,7 @@
         <w:t>const STORAGE_KEY = 'my-map-places-v1';</w:t>
         <w:br/>
         <w:br/>
-        <w:t>const listeners = [];               // ← 18장의 예고편 (아래 박스 참고)</w:t>
+        <w:t>const listeners = [];               // ← 22장의 예고편 (아래 박스 참고)</w:t>
         <w:br/>
         <w:br/>
         <w:br/>
@@ -1395,7 +1388,7 @@
         <w:t xml:space="preserve">  }</w:t>
         <w:br/>
         <w:br/>
-        <w:t xml:space="preserve">  listeners.forEach((fn) =&gt; fn(places));   // ← 이 줄도 18장의 예고편</w:t>
+        <w:t xml:space="preserve">  listeners.forEach((fn) =&gt; fn(places));   // ← 이 줄도 22장의 예고편</w:t>
         <w:br/>
         <w:br/>
         <w:t>}</w:t>
@@ -1899,17 +1892,15 @@
         <w:rPr>
           <w:b w:val="0"/>
           <w:i w:val="0"/>
-          <w:strike w:val="0"/>
-          <w:color w:val="000000"/>
-        </w:rPr>
-        <w:t xml:space="preserve">검문 규칙을 읽어 보면 태도가 두 가지로 나뉩니다. 고칠 수 없는 결함은 탈락시킵니다. 이름이 없거나, 위도가 -90~90을 벗어나거나, 경도가 -180~180 밖이면 장소라고 부를 수 없으니 </w:t>
+          <w:color w:val="000000"/>
+        </w:rPr>
+        <w:t xml:space="preserve">검사 규칙을 차례로 봅시다. 고칠 수 없는 값은 제외합니다. 이름이 없거나, 위도가 -90~90을 벗어나거나, 경도가 -180~180 밖이면 장소라고 부를 수 없으니 </w:t>
       </w:r>
       <w:r>
         <w:rPr>
           <w:rFonts w:ascii="Consolas" w:hAnsi="Consolas"/>
           <w:b w:val="0"/>
           <w:i w:val="0"/>
-          <w:strike w:val="0"/>
           <w:color w:val="000000"/>
           <w:sz w:val="17"/>
         </w:rPr>
@@ -1919,27 +1910,60 @@
         <w:rPr>
           <w:b w:val="0"/>
           <w:i w:val="0"/>
-          <w:strike w:val="0"/>
-          <w:color w:val="000000"/>
-        </w:rPr>
-        <w:t xml:space="preserve">을 돌려보내고, </w:t>
+          <w:color w:val="000000"/>
+        </w:rPr>
+        <w:t xml:space="preserve">을 돌려보냅니다. </w:t>
       </w:r>
       <w:r>
         <w:rPr>
           <w:rFonts w:ascii="Consolas" w:hAnsi="Consolas"/>
           <w:b w:val="0"/>
           <w:i w:val="0"/>
-          <w:strike w:val="0"/>
           <w:color w:val="000000"/>
           <w:sz w:val="17"/>
         </w:rPr>
+        <w:t>Boolean(null)</w:t>
+      </w:r>
+      <w:r>
+        <w:rPr>
+          <w:b w:val="0"/>
+          <w:i w:val="0"/>
+          <w:color w:val="000000"/>
+        </w:rPr>
+        <w:t xml:space="preserve">이 </w:t>
+      </w:r>
+      <w:r>
+        <w:rPr>
+          <w:rFonts w:ascii="Consolas" w:hAnsi="Consolas"/>
+          <w:b w:val="0"/>
+          <w:i w:val="0"/>
+          <w:color w:val="000000"/>
+          <w:sz w:val="17"/>
+        </w:rPr>
+        <w:t>false</w:t>
+      </w:r>
+      <w:r>
+        <w:rPr>
+          <w:b w:val="0"/>
+          <w:i w:val="0"/>
+          <w:color w:val="000000"/>
+        </w:rPr>
+        <w:t xml:space="preserve">이므로 </w:t>
+      </w:r>
+      <w:r>
+        <w:rPr>
+          <w:rFonts w:ascii="Consolas" w:hAnsi="Consolas"/>
+          <w:b w:val="0"/>
+          <w:i w:val="0"/>
+          <w:color w:val="000000"/>
+          <w:sz w:val="17"/>
+        </w:rPr>
         <w:t>load()</w:t>
       </w:r>
       <w:r>
         <w:rPr>
           <w:b w:val="0"/>
           <w:i w:val="0"/>
-          <w:strike w:val="0"/>
           <w:color w:val="000000"/>
         </w:rPr>
         <w:t xml:space="preserve">의 </w:t>
@@ -1949,7 +1973,6 @@
           <w:rFonts w:ascii="Consolas" w:hAnsi="Consolas"/>
           <w:b w:val="0"/>
           <w:i w:val="0"/>
-          <w:strike w:val="0"/>
           <w:color w:val="000000"/>
           <w:sz w:val="17"/>
         </w:rPr>
@@ -1959,7 +1982,6 @@
         <w:rPr>
           <w:b w:val="0"/>
           <w:i w:val="0"/>
-          <w:strike w:val="0"/>
           <w:color w:val="000000"/>
         </w:rPr>
         <w:t xml:space="preserve">이 그 </w:t>
@@ -1969,7 +1991,6 @@
           <w:rFonts w:ascii="Consolas" w:hAnsi="Consolas"/>
           <w:b w:val="0"/>
           <w:i w:val="0"/>
-          <w:strike w:val="0"/>
           <w:color w:val="000000"/>
           <w:sz w:val="17"/>
         </w:rPr>
@@ -1979,128 +2000,63 @@
         <w:rPr>
           <w:b w:val="0"/>
           <w:i w:val="0"/>
-          <w:strike w:val="0"/>
-          <w:color w:val="000000"/>
-        </w:rPr>
-        <w:t>들을 배열에서 걷어 냅니다(</w:t>
+          <w:color w:val="000000"/>
+        </w:rPr>
+        <w:t xml:space="preserve">을 배열에서 걷어 냅니다. 반면 고칠 수 있는 흠은 고쳐서 통과시킵니다. 별점이 7이면 5로, -3이면 0으로 눌러 맞춥니다. </w:t>
       </w:r>
       <w:r>
         <w:rPr>
           <w:rFonts w:ascii="Consolas" w:hAnsi="Consolas"/>
           <w:b w:val="0"/>
           <w:i w:val="0"/>
-          <w:strike w:val="0"/>
           <w:color w:val="000000"/>
           <w:sz w:val="17"/>
         </w:rPr>
-        <w:t>Boolean(null)</w:t>
-      </w:r>
-      <w:r>
-        <w:rPr>
-          <w:b w:val="0"/>
-          <w:i w:val="0"/>
-          <w:strike w:val="0"/>
-          <w:color w:val="000000"/>
-        </w:rPr>
-        <w:t xml:space="preserve">은 </w:t>
+        <w:t>Math.min(5, Math.max(0, ...))</w:t>
+      </w:r>
+      <w:r>
+        <w:rPr>
+          <w:b w:val="0"/>
+          <w:i w:val="0"/>
+          <w:color w:val="000000"/>
+        </w:rPr>
+        <w:t xml:space="preserve">처럼 값을 범위 안에 가두는 방법을 클램프라고 부릅니다. 60자가 넘는 이름과 500자가 넘는 메모는 잘라 내고, </w:t>
       </w:r>
       <w:r>
         <w:rPr>
           <w:rFonts w:ascii="Consolas" w:hAnsi="Consolas"/>
           <w:b w:val="0"/>
           <w:i w:val="0"/>
-          <w:strike w:val="0"/>
           <w:color w:val="000000"/>
           <w:sz w:val="17"/>
         </w:rPr>
-        <w:t>false</w:t>
-      </w:r>
-      <w:r>
-        <w:rPr>
-          <w:b w:val="0"/>
-          <w:i w:val="0"/>
-          <w:strike w:val="0"/>
-          <w:color w:val="000000"/>
-        </w:rPr>
-        <w:t>니까요). 반면 고칠 수 있는 흠은 고쳐서 통과시킵니다. 별점이 7이면 5로, -3이면 0으로 눌러 맞추고(</w:t>
+        <w:t>id</w:t>
+      </w:r>
+      <w:r>
+        <w:rPr>
+          <w:b w:val="0"/>
+          <w:i w:val="0"/>
+          <w:color w:val="000000"/>
+        </w:rPr>
+        <w:t xml:space="preserve">가 없거나 이상한 문자가 섞여 있으면 안전한 새 id를 발급해 줍니다. </w:t>
       </w:r>
       <w:r>
         <w:rPr>
           <w:rFonts w:ascii="Consolas" w:hAnsi="Consolas"/>
           <w:b w:val="0"/>
           <w:i w:val="0"/>
-          <w:strike w:val="0"/>
           <w:color w:val="000000"/>
           <w:sz w:val="17"/>
         </w:rPr>
-        <w:t>Math.min(5, Math.max(0, ...))</w:t>
-      </w:r>
-      <w:r>
-        <w:rPr>
-          <w:b w:val="0"/>
-          <w:i w:val="0"/>
-          <w:strike w:val="0"/>
-          <w:color w:val="000000"/>
-        </w:rPr>
-        <w:t xml:space="preserve"> — 값을 범위 안에 가두는 이 수법을 클램프라고 부릅니다), 60자가 넘는 이름과 500자가 넘는 메모는 잘라 내고, </w:t>
-      </w:r>
-      <w:r>
-        <w:rPr>
-          <w:rFonts w:ascii="Consolas" w:hAnsi="Consolas"/>
-          <w:b w:val="0"/>
-          <w:i w:val="0"/>
-          <w:strike w:val="0"/>
-          <w:color w:val="000000"/>
-          <w:sz w:val="17"/>
-        </w:rPr>
-        <w:t>id</w:t>
-      </w:r>
-      <w:r>
-        <w:rPr>
-          <w:b w:val="0"/>
-          <w:i w:val="0"/>
-          <w:strike w:val="0"/>
-          <w:color w:val="000000"/>
-        </w:rPr>
-        <w:t>가 없거나 이상한 문자가 섞여 있으면 안전한 새 id를 발급해 줍니다(</w:t>
-      </w:r>
-      <w:r>
-        <w:rPr>
-          <w:rFonts w:ascii="Consolas" w:hAnsi="Consolas"/>
-          <w:b w:val="0"/>
-          <w:i w:val="0"/>
-          <w:strike w:val="0"/>
-          <w:color w:val="000000"/>
-          <w:sz w:val="17"/>
-        </w:rPr>
         <w:t>/^[\w-]{1,40}$/</w:t>
       </w:r>
       <w:r>
         <w:rPr>
           <w:b w:val="0"/>
           <w:i w:val="0"/>
-          <w:strike w:val="0"/>
-          <w:color w:val="000000"/>
-        </w:rPr>
-        <w:t xml:space="preserve">는 "영문·숫자·밑줄·하이픈 1~40자"라는 정규식 검사인데, 정규식은 </w:t>
-      </w:r>
-      <w:r>
-        <w:rPr>
-          <w:b w:val="0"/>
-          <w:i w:val="0"/>
-          <w:strike w:val="0"/>
-          <w:color w:val="000000"/>
-        </w:rPr>
-        <w:t>25장</w:t>
-      </w:r>
-      <w:r>
-        <w:rPr>
-          <w:b w:val="0"/>
-          <w:i w:val="0"/>
-          <w:strike w:val="0"/>
-          <w:color w:val="000000"/>
-        </w:rPr>
-        <w:t>에서 제대로 배웁니다). 항목 하나가 이상하다고 지도 전체를 포기하지 않고, 살릴 수 있는 것은 최대한 살리는 것이죠. 검문소를 함수 하나로 만들어 둔 것도 save()와 같은 이유입니다. 데이터가 들어오는 문이 여러 개라도(localStorage, 가져오기 파일) 검사 규칙은 한 곳에만 있으면 됩니다.</w:t>
+          <w:color w:val="000000"/>
+        </w:rPr>
+        <w:t>는 영문·숫자·밑줄·하이픈 1~40자를 확인하는 정규식입니다. 정규식은 25장에서 제대로 배웁니다. 항목 하나가 잘못됐다고 지도 전체를 비울 수는 없으니, 쓸 수 있는 항목은 최대한 살립니다. 이 검사를 함수 하나로 만들어 둔 이유는 save()와 같습니다. localStorage와 가져오기 파일처럼 데이터가 들어오는 경로가 여러 개여도 검사 규칙은 한 곳에 모아 둘 수 있습니다.</w:t>
       </w:r>
     </w:p>
     <w:p>
@@ -2221,51 +2177,12 @@
       </w:pPr>
       <w:r>
         <w:rPr>
-          <w:rFonts w:ascii="Segoe UI Emoji" w:hAnsi="Segoe UI Emoji" w:eastAsia="맑은 고딕"/>
+          <w:rFonts w:ascii="Segoe UI Emoji" w:hAnsi="Segoe UI Emoji"/>
           <w:b/>
           <w:i w:val="0"/>
-          <w:strike w:val="0"/>
-          <w:color w:val="000000"/>
-        </w:rPr>
-        <w:t xml:space="preserve">🔎 낯선 두 줄, </w:t>
-      </w:r>
-      <w:r>
-        <w:rPr>
-          <w:rFonts w:ascii="Consolas" w:hAnsi="Consolas"/>
-          <w:b/>
-          <w:i w:val="0"/>
-          <w:strike w:val="0"/>
-          <w:color w:val="000000"/>
-          <w:sz w:val="17"/>
-        </w:rPr>
-        <w:t>listeners</w:t>
-      </w:r>
-      <w:r>
-        <w:rPr>
-          <w:b/>
-          <w:i w:val="0"/>
-          <w:strike w:val="0"/>
-          <w:color w:val="000000"/>
-        </w:rPr>
-        <w:t xml:space="preserve">는 </w:t>
-      </w:r>
-      <w:r>
-        <w:rPr>
-          <w:b/>
-          <w:i w:val="0"/>
-          <w:strike w:val="0"/>
-          <w:color w:val="000000"/>
-        </w:rPr>
-        <w:t>22장</w:t>
-      </w:r>
-      <w:r>
-        <w:rPr>
-          <w:b/>
-          <w:i w:val="0"/>
-          <w:strike w:val="0"/>
-          <w:color w:val="000000"/>
-        </w:rPr>
-        <w:t>의 예고편입니다</w:t>
+          <w:color w:val="000000"/>
+        </w:rPr>
+        <w:t>🔎 낯선 두 줄, listeners는 26장의 예고편입니다</w:t>
       </w:r>
     </w:p>
     <w:p>
@@ -2492,12 +2409,7 @@
       </w:pPr>
       <w:r>
         <w:rPr>
-          <w:rFonts w:ascii="Consolas" w:hAnsi="Consolas"/>
-          <w:b w:val="0"/>
-          <w:i w:val="0"/>
-          <w:strike w:val="0"/>
-          <w:color w:val="000000"/>
-          <w:sz w:val="17"/>
+          <w:color w:val="000000"/>
         </w:rPr>
         <w:t>export const store = {</w:t>
         <w:br/>
@@ -2571,7 +2483,7 @@
         <w:t xml:space="preserve">  },</w:t>
         <w:br/>
         <w:br/>
-        <w:t xml:space="preserve">  // ...내보내기/가져오기는 17.5절에서</w:t>
+        <w:t xml:space="preserve">  // ...내보내기/가져오기는 21.5절에서</w:t>
         <w:br/>
         <w:br/>
         <w:t>};</w:t>
@@ -2684,17 +2596,15 @@
         <w:rPr>
           <w:b w:val="0"/>
           <w:i w:val="0"/>
-          <w:strike w:val="0"/>
-          <w:color w:val="000000"/>
-        </w:rPr>
-        <w:t xml:space="preserve">한 가지 미리 말해 두면, 이 네 개의 문 중에서 오늘 실제로 두드릴 수 있는 것은 </w:t>
+          <w:color w:val="000000"/>
+        </w:rPr>
+        <w:t xml:space="preserve">한 가지 미리 말해 두겠습니다. 이 넷 중에서 지금 당장 쓰는 것은 20장의 추가 폼이 부르는 </w:t>
       </w:r>
       <w:r>
         <w:rPr>
           <w:rFonts w:ascii="Consolas" w:hAnsi="Consolas"/>
           <w:b w:val="0"/>
           <w:i w:val="0"/>
-          <w:strike w:val="0"/>
           <w:color w:val="000000"/>
           <w:sz w:val="17"/>
         </w:rPr>
@@ -2704,35 +2614,15 @@
         <w:rPr>
           <w:b w:val="0"/>
           <w:i w:val="0"/>
-          <w:strike w:val="0"/>
-          <w:color w:val="000000"/>
-        </w:rPr>
-        <w:t>(</w:t>
-      </w:r>
-      <w:r>
-        <w:rPr>
-          <w:b w:val="0"/>
-          <w:i w:val="0"/>
-          <w:strike w:val="0"/>
-          <w:color w:val="000000"/>
-        </w:rPr>
-        <w:t>20장</w:t>
-      </w:r>
-      <w:r>
-        <w:rPr>
-          <w:b w:val="0"/>
-          <w:i w:val="0"/>
-          <w:strike w:val="0"/>
-          <w:color w:val="000000"/>
-        </w:rPr>
-        <w:t xml:space="preserve">의 추가 폼)뿐입니다. </w:t>
+          <w:color w:val="000000"/>
+        </w:rPr>
+        <w:t xml:space="preserve"> 하나입니다. </w:t>
       </w:r>
       <w:r>
         <w:rPr>
           <w:rFonts w:ascii="Consolas" w:hAnsi="Consolas"/>
           <w:b w:val="0"/>
           <w:i w:val="0"/>
-          <w:strike w:val="0"/>
           <w:color w:val="000000"/>
           <w:sz w:val="17"/>
         </w:rPr>
@@ -2742,7 +2632,6 @@
         <w:rPr>
           <w:b w:val="0"/>
           <w:i w:val="0"/>
-          <w:strike w:val="0"/>
           <w:color w:val="000000"/>
         </w:rPr>
         <w:t xml:space="preserve">와 </w:t>
@@ -2752,7 +2641,6 @@
           <w:rFonts w:ascii="Consolas" w:hAnsi="Consolas"/>
           <w:b w:val="0"/>
           <w:i w:val="0"/>
-          <w:strike w:val="0"/>
           <w:color w:val="000000"/>
           <w:sz w:val="17"/>
         </w:rPr>
@@ -2762,35 +2650,15 @@
         <w:rPr>
           <w:b w:val="0"/>
           <w:i w:val="0"/>
-          <w:strike w:val="0"/>
-          <w:color w:val="000000"/>
-        </w:rPr>
-        <w:t xml:space="preserve">를 누르는 UI(별점·메모 수정, 삭제 버튼)는 </w:t>
-      </w:r>
-      <w:r>
-        <w:rPr>
-          <w:b w:val="0"/>
-          <w:i w:val="0"/>
-          <w:strike w:val="0"/>
-          <w:color w:val="000000"/>
-        </w:rPr>
-        <w:t>23장</w:t>
-      </w:r>
-      <w:r>
-        <w:rPr>
-          <w:b w:val="0"/>
-          <w:i w:val="0"/>
-          <w:strike w:val="0"/>
-          <w:color w:val="000000"/>
-        </w:rPr>
-        <w:t xml:space="preserve">에서 만들고, </w:t>
+          <w:color w:val="000000"/>
+        </w:rPr>
+        <w:t xml:space="preserve">를 부르는 별점·메모 수정과 삭제 버튼은 23장에서 만들고, </w:t>
       </w:r>
       <w:r>
         <w:rPr>
           <w:rFonts w:ascii="Consolas" w:hAnsi="Consolas"/>
           <w:b w:val="0"/>
           <w:i w:val="0"/>
-          <w:strike w:val="0"/>
           <w:color w:val="000000"/>
           <w:sz w:val="17"/>
         </w:rPr>
@@ -2800,28 +2668,9 @@
         <w:rPr>
           <w:b w:val="0"/>
           <w:i w:val="0"/>
-          <w:strike w:val="0"/>
-          <w:color w:val="000000"/>
-        </w:rPr>
-        <w:t xml:space="preserve">류의 통째 교체는 잠시 뒤 </w:t>
-      </w:r>
-      <w:r>
-        <w:rPr>
-          <w:b w:val="0"/>
-          <w:i w:val="0"/>
-          <w:strike w:val="0"/>
-          <w:color w:val="000000"/>
-        </w:rPr>
-        <w:t>21.5절</w:t>
-      </w:r>
-      <w:r>
-        <w:rPr>
-          <w:b w:val="0"/>
-          <w:i w:val="0"/>
-          <w:strike w:val="0"/>
-          <w:color w:val="000000"/>
-        </w:rPr>
-        <w:t>의 가져오기에서 만납니다. AI가 창구를 미리 다 만들어 둔 것이니, "아직 안 쓰는 코드가 있네?"라고 놀라지 않아도 됩니다.</w:t>
+          <w:color w:val="000000"/>
+        </w:rPr>
+        <w:t>류의 통째 교체는 잠시 뒤 21.5절의 가져오기에서 만나겠습니다. AI가 창구를 미리 다 만들어 두었으니, "아직 안 쓰는 코드가 있네?"라고 놀라지 않아도 됩니다.</w:t>
       </w:r>
     </w:p>
     <w:p>
@@ -2845,7 +2694,6 @@
           <w:rFonts w:ascii="Consolas" w:hAnsi="Consolas"/>
           <w:b w:val="0"/>
           <w:i w:val="0"/>
-          <w:strike w:val="0"/>
           <w:color w:val="000000"/>
           <w:sz w:val="17"/>
         </w:rPr>
@@ -2855,17 +2703,15 @@
         <w:rPr>
           <w:b w:val="0"/>
           <w:i w:val="0"/>
-          <w:strike w:val="0"/>
-          <w:color w:val="000000"/>
-        </w:rPr>
-        <w:t xml:space="preserve">처럼 이미 배열 안에 있는 객체의 속성만 바꾸는 경우, "배열은 그대로인데 저장할 게 있나?" 싶을 수 있습니다. 있습니다. localStorage에 저장되는 것은 배열의 현재 내용 전체를 찍은 문자열이므로, 속성 하나만 바뀌어도 다시 </w:t>
+          <w:color w:val="000000"/>
+        </w:rPr>
+        <w:t xml:space="preserve">처럼 이미 배열 안에 있는 객체의 속성만 바꾸는 경우에도 저장해야 합니다. localStorage에는 배열 전체를 변환한 문자열이 들어갑니다. 속성 하나만 바뀌어도 다시 </w:t>
       </w:r>
       <w:r>
         <w:rPr>
           <w:rFonts w:ascii="Consolas" w:hAnsi="Consolas"/>
           <w:b w:val="0"/>
           <w:i w:val="0"/>
-          <w:strike w:val="0"/>
           <w:color w:val="000000"/>
           <w:sz w:val="17"/>
         </w:rPr>
@@ -2875,17 +2721,15 @@
         <w:rPr>
           <w:b w:val="0"/>
           <w:i w:val="0"/>
-          <w:strike w:val="0"/>
-          <w:color w:val="000000"/>
-        </w:rPr>
-        <w:t xml:space="preserve">해야 서랍 속 내용이 최신이 됩니다. 데이터를 바꾸는 메서드를 새로 만들 때 </w:t>
+          <w:color w:val="000000"/>
+        </w:rPr>
+        <w:t xml:space="preserve">를 호출해야 저장된 내용도 최신이 됩니다. 데이터를 바꾸는 메서드를 새로 만들면서 </w:t>
       </w:r>
       <w:r>
         <w:rPr>
           <w:rFonts w:ascii="Consolas" w:hAnsi="Consolas"/>
           <w:b w:val="0"/>
           <w:i w:val="0"/>
-          <w:strike w:val="0"/>
           <w:color w:val="000000"/>
           <w:sz w:val="17"/>
         </w:rPr>
@@ -2895,10 +2739,9 @@
         <w:rPr>
           <w:b w:val="0"/>
           <w:i w:val="0"/>
-          <w:strike w:val="0"/>
-          <w:color w:val="000000"/>
-        </w:rPr>
-        <w:t xml:space="preserve"> 호출을 빼먹는 것이 이 패턴의 유일한 함정입니다.</w:t>
+          <w:color w:val="000000"/>
+        </w:rPr>
+        <w:t xml:space="preserve"> 호출을 빠뜨리는 실수가 이 구조에서 가장 흔합니다.</w:t>
       </w:r>
     </w:p>
     <w:p>
@@ -2917,26 +2760,15 @@
         <w:rPr>
           <w:b/>
           <w:i w:val="0"/>
-          <w:strike w:val="0"/>
-          <w:color w:val="000000"/>
-        </w:rPr>
-        <w:t>확인 ① — 서랍에 기록됐는가.</w:t>
-      </w:r>
-      <w:r>
-        <w:rPr>
-          <w:b w:val="0"/>
-          <w:i w:val="0"/>
-          <w:strike w:val="0"/>
-          <w:color w:val="000000"/>
-        </w:rPr>
-        <w:t xml:space="preserve"> 브라우저를 새로고침하고, 지도를 클릭해 장소를 하나 추가하세요. 그리고 개발자도구의 Application(「애플리케이션」) 탭 → Local Storage → </w:t>
+          <w:color w:val="000000"/>
+        </w:rPr>
+        <w:t xml:space="preserve">확인 ①. localStorage에 기록됐는가. 브라우저를 새로고침하고, 지도를 클릭해 장소를 하나 추가하세요. 그리고 개발자도구의 Application(「애플리케이션」) 탭 → Local Storage → </w:t>
       </w:r>
       <w:r>
         <w:rPr>
           <w:rFonts w:ascii="Consolas" w:hAnsi="Consolas"/>
-          <w:b w:val="0"/>
-          <w:i w:val="0"/>
-          <w:strike w:val="0"/>
+          <w:b/>
+          <w:i w:val="0"/>
           <w:color w:val="000000"/>
           <w:sz w:val="17"/>
         </w:rPr>
@@ -2944,9 +2776,8 @@
       </w:r>
       <w:r>
         <w:rPr>
-          <w:b w:val="0"/>
-          <w:i w:val="0"/>
-          <w:strike w:val="0"/>
+          <w:b/>
+          <w:i w:val="0"/>
           <w:color w:val="000000"/>
         </w:rPr>
         <w:t xml:space="preserve">을 엽니다. </w:t>
@@ -2954,9 +2785,8 @@
       <w:r>
         <w:rPr>
           <w:rFonts w:ascii="Consolas" w:hAnsi="Consolas"/>
-          <w:b w:val="0"/>
-          <w:i w:val="0"/>
-          <w:strike w:val="0"/>
+          <w:b/>
+          <w:i w:val="0"/>
           <w:color w:val="000000"/>
           <w:sz w:val="17"/>
         </w:rPr>
@@ -2964,19 +2794,17 @@
       </w:r>
       <w:r>
         <w:rPr>
-          <w:b w:val="0"/>
-          <w:i w:val="0"/>
-          <w:strike w:val="0"/>
-          <w:color w:val="000000"/>
-        </w:rPr>
-        <w:t xml:space="preserve"> 키 아래에 우리 장소들이 JSON 문자열로 얌전히 누워 있으면, </w:t>
+          <w:b/>
+          <w:i w:val="0"/>
+          <w:color w:val="000000"/>
+        </w:rPr>
+        <w:t xml:space="preserve"> 키 아래에 장소가 JSON 문자열로 들어 있다면 </w:t>
       </w:r>
       <w:r>
         <w:rPr>
           <w:rFonts w:ascii="Consolas" w:hAnsi="Consolas"/>
-          <w:b w:val="0"/>
-          <w:i w:val="0"/>
-          <w:strike w:val="0"/>
+          <w:b/>
+          <w:i w:val="0"/>
           <w:color w:val="000000"/>
           <w:sz w:val="17"/>
         </w:rPr>
@@ -2984,12 +2812,11 @@
       </w:r>
       <w:r>
         <w:rPr>
-          <w:b w:val="0"/>
-          <w:i w:val="0"/>
-          <w:strike w:val="0"/>
-          <w:color w:val="000000"/>
-        </w:rPr>
-        <w:t>가 제 일을 한 것입니다. 방금 추가한 장소의 이름이 문자열 안에 보이는지까지 확인해 보세요.</w:t>
+          <w:b/>
+          <w:i w:val="0"/>
+          <w:color w:val="000000"/>
+        </w:rPr>
+        <w:t>가 제대로 동작했다는 뜻입니다. 방금 추가한 장소의 이름이 그 문자열 안에 있는지도 확인해 보세요.</w:t>
       </w:r>
     </w:p>
     <w:p>
@@ -2999,7 +2826,7 @@
           <w:i w:val="0"/>
           <w:color w:val="000000"/>
         </w:rPr>
-        <w:t xml:space="preserve">확인 ②. 새로고침 이후에도 데이터가 그대로 유지되는지 확인합니다. ++f5++ 키를 눌러 새로고침하여 보시기 바랍니다. 추가한 장소가 그대로 표시되는 것을 확인할 수 있습니다. 브라우저를 완전히 종료하였다가 다시 실행하여도 동일하게 유지될 것입니다. 이와 같은 결과를 얻기 위하여 두 장에 걸쳐 작업을 진행하였습니다. 이번 장에서 구현한 </w:t>
+        <w:t xml:space="preserve">확인 ②. 새로고침 이후에도 데이터가 그대로 유지되는지 확인합니다. F5 키를 눌러 새로고침하여 보시기 바랍니다. 추가한 장소가 그대로 표시되는 것을 확인할 수 있습니다. 브라우저를 완전히 종료하였다가 다시 실행하여도 동일하게 유지될 것입니다. 이와 같은 결과를 얻기 위하여 두 장에 걸쳐 작업을 진행하였습니다. 이번 장에서 구현한 </w:t>
       </w:r>
       <w:r>
         <w:rPr>
@@ -3397,7 +3224,6 @@
           <w:rFonts w:ascii="Consolas" w:hAnsi="Consolas"/>
           <w:b w:val="0"/>
           <w:i w:val="0"/>
-          <w:strike w:val="0"/>
           <w:color w:val="000000"/>
           <w:sz w:val="17"/>
         </w:rPr>
@@ -3407,35 +3233,15 @@
         <w:rPr>
           <w:b w:val="0"/>
           <w:i w:val="0"/>
-          <w:strike w:val="0"/>
-          <w:color w:val="000000"/>
-        </w:rPr>
-        <w:t xml:space="preserve">은 이 장에서 가장 어른스러운 코드입니다. 바깥에서 온 파일을 믿지 않습니다. 파싱한 결과가 배열이 맞는지 확인한 다음, </w:t>
-      </w:r>
-      <w:r>
-        <w:rPr>
-          <w:b w:val="0"/>
-          <w:i w:val="0"/>
-          <w:strike w:val="0"/>
-          <w:color w:val="000000"/>
-        </w:rPr>
-        <w:t>21.4절</w:t>
-      </w:r>
-      <w:r>
-        <w:rPr>
-          <w:b w:val="0"/>
-          <w:i w:val="0"/>
-          <w:strike w:val="0"/>
-          <w:color w:val="000000"/>
-        </w:rPr>
-        <w:t xml:space="preserve">에서 세운 검문소 </w:t>
+          <w:color w:val="000000"/>
+        </w:rPr>
+        <w:t xml:space="preserve">은 외부에서 들어온 파일을 그대로 믿지 않습니다. 파싱한 결과가 배열이 맞는지 확인한 다음, 21.4절에서 만든 </w:t>
       </w:r>
       <w:r>
         <w:rPr>
           <w:rFonts w:ascii="Consolas" w:hAnsi="Consolas"/>
           <w:b w:val="0"/>
           <w:i w:val="0"/>
-          <w:strike w:val="0"/>
           <w:color w:val="000000"/>
           <w:sz w:val="17"/>
         </w:rPr>
@@ -3445,17 +3251,15 @@
         <w:rPr>
           <w:b w:val="0"/>
           <w:i w:val="0"/>
-          <w:strike w:val="0"/>
-          <w:color w:val="000000"/>
-        </w:rPr>
-        <w:t xml:space="preserve">에 항목을 전부 통과시킵니다. 같은 검사를 다시 짜지 않고 검문소를 재사용한 점을 눈여겨보세요. 이름·좌표 검사부터 별점 클램프, id 검증까지 한 번에 따라옵니다. 다만 태도는 </w:t>
+          <w:color w:val="000000"/>
+        </w:rPr>
+        <w:t xml:space="preserve">에 항목을 전부 통과시킵니다. 같은 검사를 다시 작성하지 않고 기존 함수를 재사용한 점을 눈여겨보세요. 이름·좌표 검사부터 별점 범위 조정, id 검증까지 한 번에 적용할 수 있습니다. 다만 처리 방식은 </w:t>
       </w:r>
       <w:r>
         <w:rPr>
           <w:rFonts w:ascii="Consolas" w:hAnsi="Consolas"/>
           <w:b w:val="0"/>
           <w:i w:val="0"/>
-          <w:strike w:val="0"/>
           <w:color w:val="000000"/>
           <w:sz w:val="17"/>
         </w:rPr>
@@ -3465,17 +3269,15 @@
         <w:rPr>
           <w:b w:val="0"/>
           <w:i w:val="0"/>
-          <w:strike w:val="0"/>
-          <w:color w:val="000000"/>
-        </w:rPr>
-        <w:t xml:space="preserve">보다 한층 엄격합니다. </w:t>
+          <w:color w:val="000000"/>
+        </w:rPr>
+        <w:t xml:space="preserve">보다 엄격합니다. </w:t>
       </w:r>
       <w:r>
         <w:rPr>
           <w:rFonts w:ascii="Consolas" w:hAnsi="Consolas"/>
           <w:b w:val="0"/>
           <w:i w:val="0"/>
-          <w:strike w:val="0"/>
           <w:color w:val="000000"/>
           <w:sz w:val="17"/>
         </w:rPr>
@@ -3485,17 +3287,15 @@
         <w:rPr>
           <w:b w:val="0"/>
           <w:i w:val="0"/>
-          <w:strike w:val="0"/>
-          <w:color w:val="000000"/>
-        </w:rPr>
-        <w:t xml:space="preserve">는 불량 항목을 조용히 걸러 내고 나머지로 시작하지만, </w:t>
+          <w:color w:val="000000"/>
+        </w:rPr>
+        <w:t xml:space="preserve">는 잘못된 항목을 걸러 내고 나머지로 시작합니다. </w:t>
       </w:r>
       <w:r>
         <w:rPr>
           <w:rFonts w:ascii="Consolas" w:hAnsi="Consolas"/>
           <w:b w:val="0"/>
           <w:i w:val="0"/>
-          <w:strike w:val="0"/>
           <w:color w:val="000000"/>
           <w:sz w:val="17"/>
         </w:rPr>
@@ -3505,7 +3305,6 @@
         <w:rPr>
           <w:b w:val="0"/>
           <w:i w:val="0"/>
-          <w:strike w:val="0"/>
           <w:color w:val="000000"/>
         </w:rPr>
         <w:t xml:space="preserve">은 </w:t>
@@ -3515,7 +3314,6 @@
           <w:rFonts w:ascii="Consolas" w:hAnsi="Consolas"/>
           <w:b w:val="0"/>
           <w:i w:val="0"/>
-          <w:strike w:val="0"/>
           <w:color w:val="000000"/>
           <w:sz w:val="17"/>
         </w:rPr>
@@ -3525,17 +3323,15 @@
         <w:rPr>
           <w:b w:val="0"/>
           <w:i w:val="0"/>
-          <w:strike w:val="0"/>
-          <w:color w:val="000000"/>
-        </w:rPr>
-        <w:t xml:space="preserve"> — "검문 탈락자가 한 명이라도 있는가" — 를 확인해서 있으면 </w:t>
+          <w:color w:val="000000"/>
+        </w:rPr>
+        <w:t xml:space="preserve">로 검사에서 걸러진 항목이 하나라도 있는지 확인합니다. 하나라도 있으면 </w:t>
       </w:r>
       <w:r>
         <w:rPr>
           <w:rFonts w:ascii="Consolas" w:hAnsi="Consolas"/>
           <w:b w:val="0"/>
           <w:i w:val="0"/>
-          <w:strike w:val="0"/>
           <w:color w:val="000000"/>
           <w:sz w:val="17"/>
         </w:rPr>
@@ -3545,28 +3341,9 @@
         <w:rPr>
           <w:b w:val="0"/>
           <w:i w:val="0"/>
-          <w:strike w:val="0"/>
-          <w:color w:val="000000"/>
-        </w:rPr>
-        <w:t xml:space="preserve">로 에러를 던지고 교체 자체를 거부합니다. 왜 이렇게까지 할까요? 사용자가 실수로 엉뚱한 파일(가계부 JSON이라든지)을 고를 수 있고, 손으로 편집하다 깨뜨린 파일일 수도 있기 때문입니다. 검증 없이 덮어썼다간 멀쩡하던 지도가 즉사하고, 반쯤만 받아 주면 사용자는 "가져오기가 됐는데 장소가 왜 없지?"라며 더 헷갈립니다. 명시적인 사용자 행동에는 성공 아니면 실패, 둘 중 하나로 분명하게 답하는 것이죠. 잘못된 데이터는 받는 문턱에서 막는다 — </w:t>
-      </w:r>
-      <w:r>
-        <w:rPr>
-          <w:b w:val="0"/>
-          <w:i w:val="0"/>
-          <w:strike w:val="0"/>
-          <w:color w:val="000000"/>
-        </w:rPr>
-        <w:t>23장</w:t>
-      </w:r>
-      <w:r>
-        <w:rPr>
-          <w:b w:val="0"/>
-          <w:i w:val="0"/>
-          <w:strike w:val="0"/>
-          <w:color w:val="000000"/>
-        </w:rPr>
-        <w:t>에서 배울 보안 감각의 예고편이기도 합니다.</w:t>
+          <w:color w:val="000000"/>
+        </w:rPr>
+        <w:t>로 에러를 던지고 교체 자체를 거부합니다. 사용자가 다른 종류의 JSON 파일을 잘못 고를 수도 있고, 파일을 직접 편집하다가 형식이 깨졌을 수도 있기 때문입니다. 검증 없이 덮어쓰면 기존 지도 데이터가 사라지고, 일부만 받아들이면 사용자는 왜 장소가 줄었는지 알 길이 없습니다. 사용자가 직접 실행한 동작에는 성공인지 실패인지 분명하게 답하는 것이 좋습니다. 잘못된 데이터는 받아들이는 시점에 막는다는 원칙은 23장에서도 다시 다룹니다.</w:t>
       </w:r>
     </w:p>
     <w:p>
@@ -3702,7 +3479,24 @@
           <w:i w:val="0"/>
           <w:color w:val="000000"/>
         </w:rPr>
-        <w:t xml:space="preserve">내보내기 기능은 브라우저에서 제공하는 표준 파일 다운로드 방식을 사용하여 구현하였습니다. [^3]와 </w:t>
+        <w:t xml:space="preserve">내보내기 기능은 브라우저에서 제공하는 표준 파일 다운로드 방식을 사용하여 구현하였습니다. </w:t>
+      </w:r>
+      <w:r>
+        <w:rPr>
+          <w:b w:val="0"/>
+          <w:i w:val="0"/>
+          <w:color w:val="000000"/>
+          <w:vertAlign w:val="superscript"/>
+        </w:rPr>
+        <w:t>3</w:t>
+      </w:r>
+      <w:r>
+        <w:rPr>
+          <w:b w:val="0"/>
+          <w:i w:val="0"/>
+          <w:color w:val="000000"/>
+        </w:rPr>
+        <w:t xml:space="preserve">와 </w:t>
       </w:r>
       <w:r>
         <w:rPr>
@@ -3796,115 +3590,6 @@
       </w:r>
     </w:p>
     <w:p>
-      <w:r>
-        <w:rPr>
-          <w:b w:val="0"/>
-          <w:i w:val="0"/>
-          <w:strike w:val="0"/>
-          <w:color w:val="000000"/>
-        </w:rPr>
-        <w:t xml:space="preserve">가져오기 쪽은 반대 방향입니다. 파일 선택 대화상자는 못생긴 기본 </w:t>
-      </w:r>
-      <w:r>
-        <w:rPr>
-          <w:rFonts w:ascii="Consolas" w:hAnsi="Consolas"/>
-          <w:b w:val="0"/>
-          <w:i w:val="0"/>
-          <w:strike w:val="0"/>
-          <w:color w:val="000000"/>
-          <w:sz w:val="17"/>
-        </w:rPr>
-        <w:t>&lt;input type="file"&gt;</w:t>
-      </w:r>
-      <w:r>
-        <w:rPr>
-          <w:b w:val="0"/>
-          <w:i w:val="0"/>
-          <w:strike w:val="0"/>
-          <w:color w:val="000000"/>
-        </w:rPr>
-        <w:t xml:space="preserve">만 열 수 있는데, 이걸 </w:t>
-      </w:r>
-      <w:r>
-        <w:rPr>
-          <w:rFonts w:ascii="Consolas" w:hAnsi="Consolas"/>
-          <w:b w:val="0"/>
-          <w:i w:val="0"/>
-          <w:strike w:val="0"/>
-          <w:color w:val="000000"/>
-          <w:sz w:val="17"/>
-        </w:rPr>
-        <w:t>hidden</w:t>
-      </w:r>
-      <w:r>
-        <w:rPr>
-          <w:b w:val="0"/>
-          <w:i w:val="0"/>
-          <w:strike w:val="0"/>
-          <w:color w:val="000000"/>
-        </w:rPr>
-        <w:t xml:space="preserve">으로 숨겨 두고 예쁜 우리 버튼이 대신 </w:t>
-      </w:r>
-      <w:r>
-        <w:rPr>
-          <w:rFonts w:ascii="Consolas" w:hAnsi="Consolas"/>
-          <w:b w:val="0"/>
-          <w:i w:val="0"/>
-          <w:strike w:val="0"/>
-          <w:color w:val="000000"/>
-          <w:sz w:val="17"/>
-        </w:rPr>
-        <w:t>fileInput.click()</w:t>
-      </w:r>
-      <w:r>
-        <w:rPr>
-          <w:b w:val="0"/>
-          <w:i w:val="0"/>
-          <w:strike w:val="0"/>
-          <w:color w:val="000000"/>
-        </w:rPr>
-        <w:t xml:space="preserve">을 눌러 주는 흔한 트릭을 씁니다. 사용자가 파일을 고르면 </w:t>
-      </w:r>
-      <w:r>
-        <w:rPr>
-          <w:rFonts w:ascii="Consolas" w:hAnsi="Consolas"/>
-          <w:b w:val="0"/>
-          <w:i w:val="0"/>
-          <w:strike w:val="0"/>
-          <w:color w:val="000000"/>
-          <w:sz w:val="17"/>
-        </w:rPr>
-        <w:t>change</w:t>
-      </w:r>
-      <w:r>
-        <w:rPr>
-          <w:b w:val="0"/>
-          <w:i w:val="0"/>
-          <w:strike w:val="0"/>
-          <w:color w:val="000000"/>
-        </w:rPr>
-        <w:t xml:space="preserve"> 이벤트가 울리고, </w:t>
-      </w:r>
-      <w:r>
-        <w:rPr>
-          <w:rFonts w:ascii="Consolas" w:hAnsi="Consolas"/>
-          <w:b w:val="0"/>
-          <w:i w:val="0"/>
-          <w:strike w:val="0"/>
-          <w:color w:val="000000"/>
-          <w:sz w:val="17"/>
-        </w:rPr>
-        <w:t>await file.text()</w:t>
-      </w:r>
-      <w:r>
-        <w:rPr>
-          <w:b w:val="0"/>
-          <w:i w:val="0"/>
-          <w:strike w:val="0"/>
-          <w:color w:val="000000"/>
-        </w:rPr>
-        <w:t>로 파일 내용을 문자열로 읽습니다.</w:t>
-      </w:r>
       <w:hyperlink r:id="rId19">
         <w:r>
           <w:rPr>
@@ -3921,7 +3606,113 @@
         <w:rPr>
           <w:b w:val="0"/>
           <w:i w:val="0"/>
-          <w:strike w:val="0"/>
+          <w:color w:val="000000"/>
+        </w:rPr>
+        <w:t xml:space="preserve">가져오기 쪽은 반대 방향입니다. 파일 선택 대화상자는 기본 </w:t>
+      </w:r>
+      <w:r>
+        <w:rPr>
+          <w:rFonts w:ascii="Consolas" w:hAnsi="Consolas"/>
+          <w:b w:val="0"/>
+          <w:i w:val="0"/>
+          <w:color w:val="000000"/>
+          <w:sz w:val="17"/>
+        </w:rPr>
+        <w:t>&lt;input type="file"&gt;</w:t>
+      </w:r>
+      <w:r>
+        <w:rPr>
+          <w:b w:val="0"/>
+          <w:i w:val="0"/>
+          <w:color w:val="000000"/>
+        </w:rPr>
+        <w:t xml:space="preserve">으로만 열 수 있습니다. 그래서 이 요소를 </w:t>
+      </w:r>
+      <w:r>
+        <w:rPr>
+          <w:rFonts w:ascii="Consolas" w:hAnsi="Consolas"/>
+          <w:b w:val="0"/>
+          <w:i w:val="0"/>
+          <w:color w:val="000000"/>
+          <w:sz w:val="17"/>
+        </w:rPr>
+        <w:t>hidden</w:t>
+      </w:r>
+      <w:r>
+        <w:rPr>
+          <w:b w:val="0"/>
+          <w:i w:val="0"/>
+          <w:color w:val="000000"/>
+        </w:rPr>
+        <w:t xml:space="preserve">으로 숨겨 두고, 우리 버튼이 대신 </w:t>
+      </w:r>
+      <w:r>
+        <w:rPr>
+          <w:rFonts w:ascii="Consolas" w:hAnsi="Consolas"/>
+          <w:b w:val="0"/>
+          <w:i w:val="0"/>
+          <w:color w:val="000000"/>
+          <w:sz w:val="17"/>
+        </w:rPr>
+        <w:t>fileInput.click()</w:t>
+      </w:r>
+      <w:r>
+        <w:rPr>
+          <w:b w:val="0"/>
+          <w:i w:val="0"/>
+          <w:color w:val="000000"/>
+        </w:rPr>
+        <w:t xml:space="preserve">을 부르게 합니다. 사용자가 파일을 고르면 </w:t>
+      </w:r>
+      <w:r>
+        <w:rPr>
+          <w:rFonts w:ascii="Consolas" w:hAnsi="Consolas"/>
+          <w:b w:val="0"/>
+          <w:i w:val="0"/>
+          <w:color w:val="000000"/>
+          <w:sz w:val="17"/>
+        </w:rPr>
+        <w:t>change</w:t>
+      </w:r>
+      <w:r>
+        <w:rPr>
+          <w:b w:val="0"/>
+          <w:i w:val="0"/>
+          <w:color w:val="000000"/>
+        </w:rPr>
+        <w:t xml:space="preserve"> 이벤트가 울리고, </w:t>
+      </w:r>
+      <w:r>
+        <w:rPr>
+          <w:rFonts w:ascii="Consolas" w:hAnsi="Consolas"/>
+          <w:b w:val="0"/>
+          <w:i w:val="0"/>
+          <w:color w:val="000000"/>
+          <w:sz w:val="17"/>
+        </w:rPr>
+        <w:t>await file.text()</w:t>
+      </w:r>
+      <w:r>
+        <w:rPr>
+          <w:b w:val="0"/>
+          <w:i w:val="0"/>
+          <w:color w:val="000000"/>
+        </w:rPr>
+        <w:t>로 파일 내용을 문자열로 읽습니다.</w:t>
+      </w:r>
+      <w:r>
+        <w:rPr>
+          <w:b w:val="0"/>
+          <w:i w:val="0"/>
+          <w:color w:val="000000"/>
+          <w:vertAlign w:val="superscript"/>
+        </w:rPr>
+        <w:t>4</w:t>
+      </w:r>
+      <w:r>
+        <w:rPr>
+          <w:b w:val="0"/>
+          <w:i w:val="0"/>
           <w:color w:val="000000"/>
         </w:rPr>
         <w:t xml:space="preserve"> 그 문자열을 </w:t>
@@ -3931,7 +3722,6 @@
           <w:rFonts w:ascii="Consolas" w:hAnsi="Consolas"/>
           <w:b w:val="0"/>
           <w:i w:val="0"/>
-          <w:strike w:val="0"/>
           <w:color w:val="000000"/>
           <w:sz w:val="17"/>
         </w:rPr>
@@ -3941,17 +3731,15 @@
         <w:rPr>
           <w:b w:val="0"/>
           <w:i w:val="0"/>
-          <w:strike w:val="0"/>
-          <w:color w:val="000000"/>
-        </w:rPr>
-        <w:t xml:space="preserve">에 넘기는데, 이 호출을 try-catch로 감쌌다는 점이 중요합니다. 아까 </w:t>
+          <w:color w:val="000000"/>
+        </w:rPr>
+        <w:t xml:space="preserve">에 넘깁니다. 이 호출을 try-catch로 감쌌다는 점이 중요합니다. 앞에서 </w:t>
       </w:r>
       <w:r>
         <w:rPr>
           <w:rFonts w:ascii="Consolas" w:hAnsi="Consolas"/>
           <w:b w:val="0"/>
           <w:i w:val="0"/>
-          <w:strike w:val="0"/>
           <w:color w:val="000000"/>
           <w:sz w:val="17"/>
         </w:rPr>
@@ -3961,17 +3749,15 @@
         <w:rPr>
           <w:b w:val="0"/>
           <w:i w:val="0"/>
-          <w:strike w:val="0"/>
-          <w:color w:val="000000"/>
-        </w:rPr>
-        <w:t xml:space="preserve">이 이상한 파일에 대해 </w:t>
+          <w:color w:val="000000"/>
+        </w:rPr>
+        <w:t xml:space="preserve">이 이상한 파일을 받으면 </w:t>
       </w:r>
       <w:r>
         <w:rPr>
           <w:rFonts w:ascii="Consolas" w:hAnsi="Consolas"/>
           <w:b w:val="0"/>
           <w:i w:val="0"/>
-          <w:strike w:val="0"/>
           <w:color w:val="000000"/>
           <w:sz w:val="17"/>
         </w:rPr>
@@ -3981,17 +3767,15 @@
         <w:rPr>
           <w:b w:val="0"/>
           <w:i w:val="0"/>
-          <w:strike w:val="0"/>
-          <w:color w:val="000000"/>
-        </w:rPr>
-        <w:t xml:space="preserve">로 에러를 던지게 만들었죠? 그 에러가 여기 catch로 날아와 </w:t>
+          <w:color w:val="000000"/>
+        </w:rPr>
+        <w:t xml:space="preserve">로 에러를 던지게 만들었습니다. 그 에러가 여기 catch로 들어와 </w:t>
       </w:r>
       <w:r>
         <w:rPr>
           <w:rFonts w:ascii="Consolas" w:hAnsi="Consolas"/>
           <w:b w:val="0"/>
           <w:i w:val="0"/>
-          <w:strike w:val="0"/>
           <w:color w:val="000000"/>
           <w:sz w:val="17"/>
         </w:rPr>
@@ -4001,17 +3785,15 @@
         <w:rPr>
           <w:b w:val="0"/>
           <w:i w:val="0"/>
-          <w:strike w:val="0"/>
-          <w:color w:val="000000"/>
-        </w:rPr>
-        <w:t xml:space="preserve">로 변신합니다. store는 검사하고 소리치는 역할, sidebar는 그 소리를 받아 사용자에게 전하는 역할 — 던지는 쪽과 받는 쪽의 분업입니다. 마지막 줄 </w:t>
+          <w:color w:val="000000"/>
+        </w:rPr>
+        <w:t xml:space="preserve">가 됩니다. store는 검사해서 에러를 던지고, sidebar는 그 에러를 받아 사용자에게 알립니다. 마지막 줄 </w:t>
       </w:r>
       <w:r>
         <w:rPr>
           <w:rFonts w:ascii="Consolas" w:hAnsi="Consolas"/>
           <w:b w:val="0"/>
           <w:i w:val="0"/>
-          <w:strike w:val="0"/>
           <w:color w:val="000000"/>
           <w:sz w:val="17"/>
         </w:rPr>
@@ -4021,7 +3803,6 @@
         <w:rPr>
           <w:b w:val="0"/>
           <w:i w:val="0"/>
-          <w:strike w:val="0"/>
           <w:color w:val="000000"/>
         </w:rPr>
         <w:t xml:space="preserve">는 같은 파일을 연달아 다시 골라도 </w:t>
@@ -4031,7 +3812,6 @@
           <w:rFonts w:ascii="Consolas" w:hAnsi="Consolas"/>
           <w:b w:val="0"/>
           <w:i w:val="0"/>
-          <w:strike w:val="0"/>
           <w:color w:val="000000"/>
           <w:sz w:val="17"/>
         </w:rPr>
@@ -4041,10 +3821,9 @@
         <w:rPr>
           <w:b w:val="0"/>
           <w:i w:val="0"/>
-          <w:strike w:val="0"/>
-          <w:color w:val="000000"/>
-        </w:rPr>
-        <w:t>가 울리도록 입력을 비워 두는 마무리입니다.</w:t>
+          <w:color w:val="000000"/>
+        </w:rPr>
+        <w:t>가 울리도록 입력을 비워 둡니다.</w:t>
       </w:r>
     </w:p>
     <w:p>
@@ -4282,34 +4061,8 @@
         <w:ind w:left="259"/>
       </w:pPr>
       <w:r>
-        <w:t xml:space="preserve">2. </w:t>
-      </w:r>
-      <w:r>
-        <w:rPr>
-          <w:b w:val="0"/>
-          <w:i w:val="0"/>
-          <w:strike w:val="0"/>
-          <w:color w:val="000000"/>
-        </w:rPr>
-        <w:t xml:space="preserve">지도를 클릭해 "실수" 같은 이름의 장소를 하나 추가합니다. (아차, 넣지 말았어야 했다고 칩시다!) ++f5++ 를 눌러도 남아 있죠? </w:t>
-      </w:r>
-      <w:r>
-        <w:rPr>
-          <w:b w:val="0"/>
-          <w:i w:val="0"/>
-          <w:strike w:val="0"/>
-          <w:color w:val="000000"/>
-        </w:rPr>
-        <w:t>21.4절</w:t>
-      </w:r>
-      <w:r>
-        <w:rPr>
-          <w:b w:val="0"/>
-          <w:i w:val="0"/>
-          <w:strike w:val="0"/>
-          <w:color w:val="000000"/>
-        </w:rPr>
-        <w:t>의 자동 저장이 성실히 일한 결과라, 새로고침으로는 되돌릴 수 없습니다.</w:t>
+        <w:rPr/>
+        <w:t>2. 지도를 클릭해 "실수" 같은 이름의 장소를 하나 추가합니다. (아차, 넣지 말았어야 했다고 칩시다!) F5 를 눌러도 남아 있죠? 25.4절의 자동 저장이 성실히 일한 결과라, 새로고침으로는 되돌릴 수 없습니다.</w:t>
       </w:r>
     </w:p>
     <w:p>
@@ -4317,34 +4070,8 @@
         <w:ind w:left="259"/>
       </w:pPr>
       <w:r>
-        <w:t xml:space="preserve">3. </w:t>
-      </w:r>
-      <w:r>
-        <w:rPr>
-          <w:b w:val="0"/>
-          <w:i w:val="0"/>
-          <w:strike w:val="0"/>
-          <w:color w:val="000000"/>
-        </w:rPr>
-        <w:t xml:space="preserve">가져오기 버튼으로 1번의 파일을 선택 — "가져오기 완료!" 토스트가 뜹니다. ++f5++ 로 새로고침하면 지도가 파일을 내보낸 시점으로 되돌아가 "실수" 장소가 사라져 있습니다. 백업 파일이 타임머신 역할을 해 준 것입니다. (지금은 새로고침을 해야 화면이 따라오는데, 데이터가 바뀌면 화면이 즉시 따라오게 만드는 것이 </w:t>
-      </w:r>
-      <w:r>
-        <w:rPr>
-          <w:b w:val="0"/>
-          <w:i w:val="0"/>
-          <w:strike w:val="0"/>
-          <w:color w:val="000000"/>
-        </w:rPr>
-        <w:t>22장</w:t>
-      </w:r>
-      <w:r>
-        <w:rPr>
-          <w:b w:val="0"/>
-          <w:i w:val="0"/>
-          <w:strike w:val="0"/>
-          <w:color w:val="000000"/>
-        </w:rPr>
-        <w:t>의 구독 패턴입니다.)</w:t>
+        <w:rPr/>
+        <w:t>3. 가져오기 버튼으로 1번의 파일을 선택 — "가져오기 완료!" 토스트가 뜹니다. F5 로 새로고침하면 지도가 파일을 내보낸 시점으로 되돌아가 "실수" 장소가 사라져 있습니다. 백업 파일이 타임머신 역할을 해 준 것입니다. (지금은 새로고침을 해야 화면이 따라오는데, 데이터가 바뀌면 화면이 즉시 따라오게 만드는 것이 26장의 구독 패턴입니다.)</w:t>
       </w:r>
     </w:p>
     <w:p>
@@ -4371,7 +4098,7 @@
           <w:i w:val="0"/>
           <w:color w:val="000000"/>
         </w:rPr>
-        <w:t>23장에서 장소 삭제 기능이 추가되면, 그때 다시 "진짜로 지웠다가 백업으로 살려 내는"를 통하여 백업 파일로부터 데이터를 복원하는 실습을 진행하여 보시기 바랍니다. 이번 시간에 구현한 내보내기 및 가져오기 기능이 그때의 데이터 손실 사고로부터 여러분의 데이터를 지켜주는 안전망이 될 것입니다.</w:t>
+        <w:t>23장에서 장소 삭제 기능이 추가되면, 그때 실제로 삭제한 뒤 백업 파일로 되살리는 과정을 한 번 더 실습해 보시기 바랍니다. 이번 장에서 구현한 내보내기와 가져오기 기능이 그때의 데이터 손실 사고로부터 여러분의 데이터를 지켜 주는 안전망이 됩니다.</w:t>
       </w:r>
     </w:p>
     <w:p>
@@ -4981,7 +4708,6 @@
         <w:rPr>
           <w:b w:val="0"/>
           <w:i w:val="0"/>
-          <w:strike w:val="0"/>
           <w:color w:val="000000"/>
         </w:rPr>
         <w:t xml:space="preserve">Q2. </w:t>
@@ -4991,7 +4717,6 @@
           <w:rFonts w:ascii="Consolas" w:hAnsi="Consolas"/>
           <w:b w:val="0"/>
           <w:i w:val="0"/>
-          <w:strike w:val="0"/>
           <w:color w:val="000000"/>
           <w:sz w:val="17"/>
         </w:rPr>
@@ -5001,7 +4726,6 @@
         <w:rPr>
           <w:b w:val="0"/>
           <w:i w:val="0"/>
-          <w:strike w:val="0"/>
           <w:color w:val="000000"/>
         </w:rPr>
         <w:t>은 왜 검증에 실패하면 데이터를 "일부라도" 받아 주지 않고 통째로 거부할까요? 절반만 가져오는 설계와 비교해 장단점을 생각해 보세요.</w:t>
@@ -5571,46 +5295,9 @@
         <w:rPr>
           <w:b w:val="0"/>
           <w:i w:val="0"/>
-          <w:strike w:val="0"/>
-          <w:color w:val="000000"/>
-        </w:rPr>
-        <w:t xml:space="preserve">다음 장 예고 — 데이터는 이제 안 죽습니다. 그런데 내 장소들을 한눈에 훑어볼 곳이 아직 없죠. </w:t>
-      </w:r>
-      <w:r>
-        <w:rPr>
-          <w:b w:val="0"/>
-          <w:i w:val="0"/>
-          <w:strike w:val="0"/>
-          <w:color w:val="000000"/>
-        </w:rPr>
-        <w:t>22장</w:t>
-      </w:r>
-      <w:r>
-        <w:rPr>
-          <w:b w:val="0"/>
-          <w:i w:val="0"/>
-          <w:strike w:val="0"/>
-          <w:color w:val="000000"/>
-        </w:rPr>
-        <w:t xml:space="preserve">에서는 사이드바에 장소 목록을 만듭니다. 목록을 클릭하면 지도가 그 장소로 날아가 말풍선이 열리고, 무엇보다 store에 구독(subscribe) 패턴을 얹어 "데이터가 바뀌면 화면이 알아서 새로 그려지는" 구조를 완성합니다. save() 한 곳에 모아 둔 오늘의 설계가 </w:t>
-      </w:r>
-      <w:r>
-        <w:rPr>
-          <w:b w:val="0"/>
-          <w:i w:val="0"/>
-          <w:strike w:val="0"/>
-          <w:color w:val="000000"/>
-        </w:rPr>
-        <w:t>22장</w:t>
-      </w:r>
-      <w:r>
-        <w:rPr>
-          <w:b w:val="0"/>
-          <w:i w:val="0"/>
-          <w:strike w:val="0"/>
-          <w:color w:val="000000"/>
-        </w:rPr>
-        <w:t>에서 진가를 발휘합니다.</w:t>
+          <w:color w:val="000000"/>
+        </w:rPr>
+        <w:t>다음 장 예고 — 데이터는 이제 안 죽습니다. 그런데 내 장소들을 한눈에 훑어볼 곳이 아직 없죠. 26장에서는 사이드바에 장소 목록을 만듭니다. 목록을 클릭하면 지도가 그 장소로 날아가 말풍선이 열리고, 무엇보다 store에 구독(subscribe) 패턴을 얹어 "데이터가 바뀌면 화면이 알아서 새로 그려지는" 구조를 완성합니다. save() 한 곳에 모아 둔 오늘의 설계가 26장에서 진가를 발휘합니다.</w:t>
       </w:r>
     </w:p>
     <w:p>

--- a/최종교재/21장_localStorage_저장.docx
+++ b/최종교재/21장_localStorage_저장.docx
@@ -1269,10 +1269,9 @@
         <w:rPr>
           <w:b w:val="0"/>
           <w:i w:val="0"/>
-          <w:strike w:val="0"/>
-          <w:color w:val="000000"/>
-        </w:rPr>
-        <w:t>src/store.js에 localStorage 영속화를 추가해줘. 키 이름은 'my-map-places-v1'로 하고, 시작할 때 저장된 데이터가 있으면 JSON.parse로 불러오고 없거나 깨져 있으면 기본 데이터로 시작해줘. 불러온 값이 배열이 아니거나 항목의 name/lat/lng 형식이 이상하면 그 항목은 걸러내줘. 저장하는 코드는 save() 함수 딱 한 곳에만 두고, 데이터를 바꾸는 모든 메서드 끝에서 save()를 부르게 해줘. 지금은 add뿐이지만 앞으로 쓸 get·update·remove·replaceAll 창구도 이참에 만들어서 같은 규칙을 적용해줘. localStorage는 사생활 모드 같은 데서 실패할 수 있으니 읽기와 쓰기 모두 try-catch로 감싸고, 실패해도 앱이 죽지 않게 해줘.</w:t>
+          <w:color w:val="000000"/>
+        </w:rPr>
+        <w:t>src/store.js 파일에 브라우저를 닫아도 데이터가 유지되는 영구 저장 기능을 추가하여 주십시오. 데이터는 'my-map-places-v1'이라는 이름으로 저장하며, 페이지를 시작할 때 저장된 데이터가 있으면 불러와 사용하고, 저장된 내용이 없거나 형식이 올바르지 않으면 기본 데이터를 불러와 사용하도록 설정하여 주십시오. 불러온 데이터가 배열 형태가 아니거나 각 항목에 필요한 정보가 빠져 있거나 형식이 맞지 않는 경우에는 해당 항목은 사용하지 않고 제외하도록 처리하여 주십시오. 데이터를 저장하는 로직은 별도의 함수로 분리하여 작성하고, 데이터를 변경하는 모든 지점에서 이 함수를 호출하도록 일관되게 관리하여 주십시오. 브라우저의 저장 기능이 작동하지 않을 경우를 대비하여 데이터를 읽고 쓸 때 예외 처리를 적용하여, 기능이 실패하더라도 프로그램 자체가 멈추지 않도록 하여 주십시오.</w:t>
       </w:r>
     </w:p>
     <w:p>
@@ -2749,10 +2748,9 @@
         <w:rPr>
           <w:b w:val="0"/>
           <w:i w:val="0"/>
-          <w:strike w:val="0"/>
-          <w:color w:val="000000"/>
-        </w:rPr>
-        <w:t>이제 대망의 실행 확인입니다. 확인은 서랍과 화면, 두 단계로 나눠서 합니다.</w:t>
+          <w:color w:val="000000"/>
+        </w:rPr>
+        <w:t>이제 앱을 실행하여 데이터 저장 기능이 정상적으로 작동하는지, 저장한 데이터가 화면에 올바르게 표시되는지 차례로 확인하여 보겠습니다.</w:t>
       </w:r>
     </w:p>
     <w:p>
@@ -2944,7 +2942,7 @@
           <w:i w:val="0"/>
           <w:color w:val="000000"/>
         </w:rPr>
-        <w:t>이제 새로고침할 때마다 사라지던 임시 데이터가 영구적으로 보존되는 데이터로 변경되었습니다.</w:t>
+        <w:t>이제 페이지를 새로 고칠 때마다 사라졌던 임시 데이터가, 브라우저를 다시 실행하여도 그대로 보존되는 영구적인 데이터로 변경되었습니다.</w:t>
       </w:r>
     </w:p>
     <w:p>
@@ -3074,10 +3072,9 @@
         <w:rPr>
           <w:b w:val="0"/>
           <w:i w:val="0"/>
-          <w:strike w:val="0"/>
-          <w:color w:val="000000"/>
-        </w:rPr>
-        <w:t>사이드바 아래쪽에 "내보내기"와 "가져오기" 버튼을 추가해줘. 내보내기는 store의 장소 전체를 보기 좋게 들여쓰기한 JSON 파일(my-map-places.json)로 다운로드하고, 가져오기는 숨긴 파일 입력으로 JSON 파일을 받아서 store를 통째로 교체해줘. 가져온 데이터가 배열이 아니거나 name/lat/lng 형식이 이상하면 교체하지 말고 toast로 실패 이유를 알려줘. store 쪽에는 exportJson/importJson 메서드로 만들어줘.</w:t>
+          <w:color w:val="000000"/>
+        </w:rPr>
+        <w:t>사이드바의 아래쪽 영역에 "내보내기" 버튼과 "가져오기" 버튼을 추가하여 주십시오. 내보내기 기능은 현재 보관 중인 모든 장소 데이터를 보기 좋게 정리한 JSON 형식 파일로 만들어 사용자의 컴퓨터에 저장하며, 파일 이름은 my-map-places.json으로 지정하여 주십시오. 가져오기 기능은 숨겨진 파일 선택 창을 통해 사용자가 선택한 JSON 파일의 내용을 불러와 전체 데이터를 교체하도록 하되, 불러온 내용이 올바른 형식이 아니거나 필요한 정보가 누락된 경우에는 데이터를 교체하지 않고 왜 가져오기가 실패했는지 알림으로 사용자에게 알려주십시오. 이러한 내보내기와 가져오기 기능은 데이터 관리 객체의 메서드 형태로 작성하여 주십시오.</w:t>
       </w:r>
     </w:p>
     <w:p>
@@ -4016,7 +4013,7 @@
           <w:i w:val="0"/>
           <w:color w:val="000000"/>
         </w:rPr>
-        <w:t>이제 실제로 백업 및 복원 기능을 직접 사용하여 보는 실습을 진행하여 보겠습니다. 장소를 삭제하는 기능은 23장에서 구현할 예정이므로, 이번 시간에는 삭제로 인한 데이터 손실 상황 대신 "실수로 되돌리고 싶은 변경"를 통하여 데이터가 손실된 상황을 연습하여 보겠습니다.</w:t>
+        <w:t>이제 실제로 백업하고 복원하는 기능을 직접 사용하여 보는 실습을 진행하겠습니다. 장소를 삭제하는 기능은 이후 27장에서 다룰 예정이므로, 이번 시간에는 데이터가 삭제되는 상황 대신 잘못 변경한 내용을 되돌리고 싶은 경우를 가정하여 데이터 복원 과정을 연습하여 보겠습니다.</w:t>
       </w:r>
     </w:p>
     <w:p>
@@ -4098,7 +4095,7 @@
           <w:i w:val="0"/>
           <w:color w:val="000000"/>
         </w:rPr>
-        <w:t>23장에서 장소 삭제 기능이 추가되면, 그때 실제로 삭제한 뒤 백업 파일로 되살리는 과정을 한 번 더 실습해 보시기 바랍니다. 이번 장에서 구현한 내보내기와 가져오기 기능이 그때의 데이터 손실 사고로부터 여러분의 데이터를 지켜 주는 안전망이 됩니다.</w:t>
+        <w:t>추후 27장에서 장소를 삭제하는 기능을 추가한 뒤에는, 직접 데이터를 삭제한 다음 백업 파일을 이용하여 다시 복원하는 실습을 진행하여 보시기 바랍니다. 이번 시간에 구현한 내보내기와 가져오기 기능이, 앞으로 발생할 수 있는 데이터 손실 위험으로부터 여러분의 소중한 데이터를 지켜주는 든든한 보호막이 되어줄 것입니다.</w:t>
       </w:r>
     </w:p>
     <w:p>
